--- a/Docs/Pulse Charaterization/TCSPC parameter trouble shooting.docx
+++ b/Docs/Pulse Charaterization/TCSPC parameter trouble shooting.docx
@@ -6,6 +6,9 @@
       <w:r>
         <w:t>Configuration: Standard lifetime</w:t>
       </w:r>
+      <w:r>
+        <w:t xml:space="preserve"> (12.5 ns)</w:t>
+      </w:r>
     </w:p>
     <w:p>
       <w:r>
@@ -14,7 +17,25 @@
     </w:p>
     <w:p>
       <w:r>
-        <w:t>Signal: CW from phone</w:t>
+        <w:t xml:space="preserve">Signal: </w:t>
+      </w:r>
+      <w:proofErr w:type="spellStart"/>
+      <w:r>
+        <w:t>SiN</w:t>
+      </w:r>
+      <w:proofErr w:type="spellEnd"/>
+      <w:r>
+        <w:t xml:space="preserve"> emitter (no g2)</w:t>
+      </w:r>
+    </w:p>
+    <w:p>
+      <w:r>
+        <w:t>Bins: 1024</w:t>
+      </w:r>
+    </w:p>
+    <w:p>
+      <w:r>
+        <w:t>Sync wire length: X</w:t>
       </w:r>
     </w:p>
     <w:p>
@@ -25,10 +46,10 @@
     <w:p>
       <w:r>
         <w:drawing>
-          <wp:inline distT="0" distB="0" distL="0" distR="0" wp14:anchorId="4D7C2AE1" wp14:editId="3807175F">
-            <wp:extent cx="5943600" cy="2871470"/>
-            <wp:effectExtent l="0" t="0" r="0" b="5080"/>
-            <wp:docPr id="915522436" name="Picture 1"/>
+          <wp:inline distT="0" distB="0" distL="0" distR="0" wp14:anchorId="1AAABB88" wp14:editId="124EC1E5">
+            <wp:extent cx="5943600" cy="4465320"/>
+            <wp:effectExtent l="0" t="0" r="0" b="0"/>
+            <wp:docPr id="602418525" name="Picture 1"/>
             <wp:cNvGraphicFramePr>
               <a:graphicFrameLocks xmlns:a="http://schemas.openxmlformats.org/drawingml/2006/main" noChangeAspect="1"/>
             </wp:cNvGraphicFramePr>
@@ -36,7 +57,7 @@
               <a:graphicData uri="http://schemas.openxmlformats.org/drawingml/2006/picture">
                 <pic:pic xmlns:pic="http://schemas.openxmlformats.org/drawingml/2006/picture">
                   <pic:nvPicPr>
-                    <pic:cNvPr id="915522436" name=""/>
+                    <pic:cNvPr id="602418525" name=""/>
                     <pic:cNvPicPr/>
                   </pic:nvPicPr>
                   <pic:blipFill>
@@ -48,7 +69,7 @@
                   <pic:spPr>
                     <a:xfrm>
                       <a:off x="0" y="0"/>
-                      <a:ext cx="5943600" cy="2871470"/>
+                      <a:ext cx="5943600" cy="4465320"/>
                     </a:xfrm>
                     <a:prstGeom prst="rect">
                       <a:avLst/>
@@ -69,35 +90,16 @@
     <w:p>
       <w:r>
         <w:lastRenderedPageBreak/>
-        <w:t>Configuration: Standard lifetime</w:t>
-      </w:r>
-    </w:p>
-    <w:p>
-      <w:r>
-        <w:t>Source: 80 MHz B&amp;H</w:t>
-      </w:r>
-    </w:p>
-    <w:p>
-      <w:r>
-        <w:t xml:space="preserve">Signal: </w:t>
-      </w:r>
-      <w:r>
-        <w:t>Weak PL</w:t>
-      </w:r>
-    </w:p>
-    <w:p>
-      <w:r>
-        <w:t>Result:</w:t>
-      </w:r>
-    </w:p>
-    <w:p/>
+        <w:t>Sync wire length: X - 3 feet</w:t>
+      </w:r>
+    </w:p>
     <w:p>
       <w:r>
         <w:drawing>
-          <wp:inline distT="0" distB="0" distL="0" distR="0" wp14:anchorId="352A35AA" wp14:editId="4ED4E9BD">
-            <wp:extent cx="5943600" cy="3228975"/>
+          <wp:inline distT="0" distB="0" distL="0" distR="0" wp14:anchorId="2B10640A" wp14:editId="7122C0EE">
+            <wp:extent cx="5943600" cy="3324225"/>
             <wp:effectExtent l="0" t="0" r="0" b="9525"/>
-            <wp:docPr id="600549982" name="Picture 1"/>
+            <wp:docPr id="329898563" name="Picture 1"/>
             <wp:cNvGraphicFramePr>
               <a:graphicFrameLocks xmlns:a="http://schemas.openxmlformats.org/drawingml/2006/main" noChangeAspect="1"/>
             </wp:cNvGraphicFramePr>
@@ -105,11 +107,71 @@
               <a:graphicData uri="http://schemas.openxmlformats.org/drawingml/2006/picture">
                 <pic:pic xmlns:pic="http://schemas.openxmlformats.org/drawingml/2006/picture">
                   <pic:nvPicPr>
-                    <pic:cNvPr id="600549982" name=""/>
+                    <pic:cNvPr id="329898563" name=""/>
+                    <pic:cNvPicPr/>
+                  </pic:nvPicPr>
+                  <pic:blipFill rotWithShape="1">
+                    <a:blip r:embed="rId5"/>
+                    <a:srcRect b="26184"/>
+                    <a:stretch>
+                      <a:fillRect/>
+                    </a:stretch>
+                  </pic:blipFill>
+                  <pic:spPr bwMode="auto">
+                    <a:xfrm>
+                      <a:off x="0" y="0"/>
+                      <a:ext cx="5943600" cy="3324225"/>
+                    </a:xfrm>
+                    <a:prstGeom prst="rect">
+                      <a:avLst/>
+                    </a:prstGeom>
+                    <a:ln>
+                      <a:noFill/>
+                    </a:ln>
+                    <a:extLst>
+                      <a:ext uri="{53640926-AAD7-44D8-BBD7-CCE9431645EC}">
+                        <a14:shadowObscured xmlns:a14="http://schemas.microsoft.com/office/drawing/2010/main"/>
+                      </a:ext>
+                    </a:extLst>
+                  </pic:spPr>
+                </pic:pic>
+              </a:graphicData>
+            </a:graphic>
+          </wp:inline>
+        </w:drawing>
+      </w:r>
+    </w:p>
+    <w:p/>
+    <w:p>
+      <w:r>
+        <w:t xml:space="preserve">Solution: Add ~ 6 feet? </w:t>
+      </w:r>
+    </w:p>
+    <w:p>
+      <w:r>
+        <w:t>Yes, it worked nearly perfectly.</w:t>
+      </w:r>
+    </w:p>
+    <w:p>
+      <w:r>
+        <w:lastRenderedPageBreak/>
+        <w:drawing>
+          <wp:inline distT="0" distB="0" distL="0" distR="0" wp14:anchorId="3F581B69" wp14:editId="4916E659">
+            <wp:extent cx="5943600" cy="4416425"/>
+            <wp:effectExtent l="0" t="0" r="0" b="3175"/>
+            <wp:docPr id="1874779490" name="Picture 1"/>
+            <wp:cNvGraphicFramePr>
+              <a:graphicFrameLocks xmlns:a="http://schemas.openxmlformats.org/drawingml/2006/main" noChangeAspect="1"/>
+            </wp:cNvGraphicFramePr>
+            <a:graphic xmlns:a="http://schemas.openxmlformats.org/drawingml/2006/main">
+              <a:graphicData uri="http://schemas.openxmlformats.org/drawingml/2006/picture">
+                <pic:pic xmlns:pic="http://schemas.openxmlformats.org/drawingml/2006/picture">
+                  <pic:nvPicPr>
+                    <pic:cNvPr id="1874779490" name=""/>
                     <pic:cNvPicPr/>
                   </pic:nvPicPr>
                   <pic:blipFill>
-                    <a:blip r:embed="rId5"/>
+                    <a:blip r:embed="rId6"/>
                     <a:stretch>
                       <a:fillRect/>
                     </a:stretch>
@@ -117,7 +179,7 @@
                   <pic:spPr>
                     <a:xfrm>
                       <a:off x="0" y="0"/>
-                      <a:ext cx="5943600" cy="3228975"/>
+                      <a:ext cx="5943600" cy="4416425"/>
                     </a:xfrm>
                     <a:prstGeom prst="rect">
                       <a:avLst/>
@@ -128,6 +190,176 @@
             </a:graphic>
           </wp:inline>
         </w:drawing>
+      </w:r>
+      <w:r>
+        <w:br/>
+      </w:r>
+    </w:p>
+    <w:p>
+      <w:r>
+        <w:t xml:space="preserve">But it needs to be confirmed that I am referencing off of the correct pulse. </w:t>
+      </w:r>
+    </w:p>
+    <w:p/>
+    <w:p>
+      <w:r>
+        <w:t xml:space="preserve">For the CFD, in both cases, -51 mV threshold and -500 mV threshold both work. </w:t>
+      </w:r>
+    </w:p>
+    <w:p>
+      <w:r>
+        <w:br w:type="page"/>
+      </w:r>
+    </w:p>
+    <w:p>
+      <w:r>
+        <w:lastRenderedPageBreak/>
+        <w:t>Configuration: Standard lifetime (5</w:t>
+      </w:r>
+      <w:r>
+        <w:t>0</w:t>
+      </w:r>
+      <w:r>
+        <w:t xml:space="preserve"> ns)</w:t>
+      </w:r>
+    </w:p>
+    <w:p>
+      <w:r>
+        <w:t xml:space="preserve">Source: </w:t>
+      </w:r>
+      <w:r>
+        <w:t>20</w:t>
+      </w:r>
+      <w:r>
+        <w:t xml:space="preserve"> MHz B&amp;H</w:t>
+      </w:r>
+    </w:p>
+    <w:p>
+      <w:r>
+        <w:t xml:space="preserve">Signal: </w:t>
+      </w:r>
+      <w:proofErr w:type="spellStart"/>
+      <w:r>
+        <w:t>SiN</w:t>
+      </w:r>
+      <w:proofErr w:type="spellEnd"/>
+      <w:r>
+        <w:t xml:space="preserve"> emitter (no g2)</w:t>
+      </w:r>
+    </w:p>
+    <w:p>
+      <w:r>
+        <w:t>Bins: 1024</w:t>
+      </w:r>
+    </w:p>
+    <w:p>
+      <w:r>
+        <w:t>Sync wire length: X</w:t>
+      </w:r>
+    </w:p>
+    <w:p>
+      <w:r>
+        <w:t>Result:</w:t>
+      </w:r>
+    </w:p>
+    <w:p/>
+    <w:p>
+      <w:r>
+        <w:drawing>
+          <wp:inline distT="0" distB="0" distL="0" distR="0" wp14:anchorId="69BAEAA1" wp14:editId="4423EF6B">
+            <wp:extent cx="5943600" cy="5207000"/>
+            <wp:effectExtent l="0" t="0" r="0" b="0"/>
+            <wp:docPr id="531977902" name="Picture 1"/>
+            <wp:cNvGraphicFramePr>
+              <a:graphicFrameLocks xmlns:a="http://schemas.openxmlformats.org/drawingml/2006/main" noChangeAspect="1"/>
+            </wp:cNvGraphicFramePr>
+            <a:graphic xmlns:a="http://schemas.openxmlformats.org/drawingml/2006/main">
+              <a:graphicData uri="http://schemas.openxmlformats.org/drawingml/2006/picture">
+                <pic:pic xmlns:pic="http://schemas.openxmlformats.org/drawingml/2006/picture">
+                  <pic:nvPicPr>
+                    <pic:cNvPr id="531977902" name=""/>
+                    <pic:cNvPicPr/>
+                  </pic:nvPicPr>
+                  <pic:blipFill>
+                    <a:blip r:embed="rId7"/>
+                    <a:stretch>
+                      <a:fillRect/>
+                    </a:stretch>
+                  </pic:blipFill>
+                  <pic:spPr>
+                    <a:xfrm>
+                      <a:off x="0" y="0"/>
+                      <a:ext cx="5943600" cy="5207000"/>
+                    </a:xfrm>
+                    <a:prstGeom prst="rect">
+                      <a:avLst/>
+                    </a:prstGeom>
+                  </pic:spPr>
+                </pic:pic>
+              </a:graphicData>
+            </a:graphic>
+          </wp:inline>
+        </w:drawing>
+      </w:r>
+    </w:p>
+    <w:p/>
+    <w:p>
+      <w:r>
+        <w:t xml:space="preserve">The SYNC cable needs to be increased by like 20 feet………. Ruh </w:t>
+      </w:r>
+      <w:proofErr w:type="spellStart"/>
+      <w:r>
+        <w:t>roh</w:t>
+      </w:r>
+      <w:proofErr w:type="spellEnd"/>
+      <w:r>
+        <w:t xml:space="preserve"> </w:t>
+      </w:r>
+    </w:p>
+    <w:p/>
+    <w:p>
+      <w:r>
+        <w:drawing>
+          <wp:inline distT="0" distB="0" distL="0" distR="0" wp14:anchorId="1BE681B2" wp14:editId="4450FE30">
+            <wp:extent cx="5943600" cy="4450080"/>
+            <wp:effectExtent l="0" t="0" r="0" b="7620"/>
+            <wp:docPr id="878532277" name="Picture 1"/>
+            <wp:cNvGraphicFramePr>
+              <a:graphicFrameLocks xmlns:a="http://schemas.openxmlformats.org/drawingml/2006/main" noChangeAspect="1"/>
+            </wp:cNvGraphicFramePr>
+            <a:graphic xmlns:a="http://schemas.openxmlformats.org/drawingml/2006/main">
+              <a:graphicData uri="http://schemas.openxmlformats.org/drawingml/2006/picture">
+                <pic:pic xmlns:pic="http://schemas.openxmlformats.org/drawingml/2006/picture">
+                  <pic:nvPicPr>
+                    <pic:cNvPr id="878532277" name=""/>
+                    <pic:cNvPicPr/>
+                  </pic:nvPicPr>
+                  <pic:blipFill>
+                    <a:blip r:embed="rId8"/>
+                    <a:stretch>
+                      <a:fillRect/>
+                    </a:stretch>
+                  </pic:blipFill>
+                  <pic:spPr>
+                    <a:xfrm>
+                      <a:off x="0" y="0"/>
+                      <a:ext cx="5943600" cy="4450080"/>
+                    </a:xfrm>
+                    <a:prstGeom prst="rect">
+                      <a:avLst/>
+                    </a:prstGeom>
+                  </pic:spPr>
+                </pic:pic>
+              </a:graphicData>
+            </a:graphic>
+          </wp:inline>
+        </w:drawing>
+      </w:r>
+    </w:p>
+    <w:p/>
+    <w:p>
+      <w:r>
+        <w:t xml:space="preserve">Added like 12 and it looks great. </w:t>
       </w:r>
     </w:p>
     <w:sectPr>

--- a/Docs/Pulse Charaterization/TCSPC parameter trouble shooting.docx
+++ b/Docs/Pulse Charaterization/TCSPC parameter trouble shooting.docx
@@ -19,13 +19,8 @@
       <w:r>
         <w:t xml:space="preserve">Signal: </w:t>
       </w:r>
-      <w:proofErr w:type="spellStart"/>
-      <w:r>
-        <w:t>SiN</w:t>
-      </w:r>
-      <w:proofErr w:type="spellEnd"/>
-      <w:r>
-        <w:t xml:space="preserve"> emitter (no g2)</w:t>
+      <w:r>
+        <w:t>SiN emitter (no g2)</w:t>
       </w:r>
     </w:p>
     <w:p>
@@ -214,37 +209,17 @@
     <w:p>
       <w:r>
         <w:lastRenderedPageBreak/>
-        <w:t>Configuration: Standard lifetime (5</w:t>
-      </w:r>
-      <w:r>
-        <w:t>0</w:t>
-      </w:r>
-      <w:r>
-        <w:t xml:space="preserve"> ns)</w:t>
-      </w:r>
-    </w:p>
-    <w:p>
-      <w:r>
-        <w:t xml:space="preserve">Source: </w:t>
-      </w:r>
-      <w:r>
-        <w:t>20</w:t>
-      </w:r>
-      <w:r>
-        <w:t xml:space="preserve"> MHz B&amp;H</w:t>
-      </w:r>
-    </w:p>
-    <w:p>
-      <w:r>
-        <w:t xml:space="preserve">Signal: </w:t>
-      </w:r>
-      <w:proofErr w:type="spellStart"/>
-      <w:r>
-        <w:t>SiN</w:t>
-      </w:r>
-      <w:proofErr w:type="spellEnd"/>
-      <w:r>
-        <w:t xml:space="preserve"> emitter (no g2)</w:t>
+        <w:t>Configuration: Standard lifetime (50 ns)</w:t>
+      </w:r>
+    </w:p>
+    <w:p>
+      <w:r>
+        <w:t>Source: 20 MHz B&amp;H</w:t>
+      </w:r>
+    </w:p>
+    <w:p>
+      <w:r>
+        <w:t>Signal: SiN emitter (no g2)</w:t>
       </w:r>
     </w:p>
     <w:p>
@@ -305,15 +280,7 @@
     <w:p/>
     <w:p>
       <w:r>
-        <w:t xml:space="preserve">The SYNC cable needs to be increased by like 20 feet………. Ruh </w:t>
-      </w:r>
-      <w:proofErr w:type="spellStart"/>
-      <w:r>
-        <w:t>roh</w:t>
-      </w:r>
-      <w:proofErr w:type="spellEnd"/>
-      <w:r>
-        <w:t xml:space="preserve"> </w:t>
+        <w:t xml:space="preserve">The SYNC cable needs to be increased by like 20 feet………. Ruh roh </w:t>
       </w:r>
     </w:p>
     <w:p/>
@@ -362,6 +329,122 @@
         <w:t xml:space="preserve">Added like 12 and it looks great. </w:t>
       </w:r>
     </w:p>
+    <w:p>
+      <w:r>
+        <w:br w:type="page"/>
+      </w:r>
+    </w:p>
+    <w:p>
+      <w:r>
+        <w:lastRenderedPageBreak/>
+        <w:t>Optimal settings</w:t>
+      </w:r>
+    </w:p>
+    <w:p/>
+    <w:p>
+      <w:r>
+        <w:t>G2 300 ns</w:t>
+      </w:r>
+    </w:p>
+    <w:p/>
+    <w:p>
+      <w:r>
+        <w:drawing>
+          <wp:inline distT="0" distB="0" distL="0" distR="0" wp14:anchorId="659F2DB5" wp14:editId="60DB3C4B">
+            <wp:extent cx="5943600" cy="4429125"/>
+            <wp:effectExtent l="0" t="0" r="0" b="9525"/>
+            <wp:docPr id="839683561" name="Picture 1"/>
+            <wp:cNvGraphicFramePr>
+              <a:graphicFrameLocks xmlns:a="http://schemas.openxmlformats.org/drawingml/2006/main" noChangeAspect="1"/>
+            </wp:cNvGraphicFramePr>
+            <a:graphic xmlns:a="http://schemas.openxmlformats.org/drawingml/2006/main">
+              <a:graphicData uri="http://schemas.openxmlformats.org/drawingml/2006/picture">
+                <pic:pic xmlns:pic="http://schemas.openxmlformats.org/drawingml/2006/picture">
+                  <pic:nvPicPr>
+                    <pic:cNvPr id="839683561" name=""/>
+                    <pic:cNvPicPr/>
+                  </pic:nvPicPr>
+                  <pic:blipFill>
+                    <a:blip r:embed="rId9"/>
+                    <a:stretch>
+                      <a:fillRect/>
+                    </a:stretch>
+                  </pic:blipFill>
+                  <pic:spPr>
+                    <a:xfrm>
+                      <a:off x="0" y="0"/>
+                      <a:ext cx="5943600" cy="4429125"/>
+                    </a:xfrm>
+                    <a:prstGeom prst="rect">
+                      <a:avLst/>
+                    </a:prstGeom>
+                  </pic:spPr>
+                </pic:pic>
+              </a:graphicData>
+            </a:graphic>
+          </wp:inline>
+        </w:drawing>
+      </w:r>
+    </w:p>
+    <w:p/>
+    <w:p>
+      <w:r>
+        <w:t>Change 6% to 10%</w:t>
+      </w:r>
+    </w:p>
+    <w:p/>
+    <w:p>
+      <w:r>
+        <w:t>G2 50 ns</w:t>
+      </w:r>
+    </w:p>
+    <w:p>
+      <w:r>
+        <w:t>Good as is</w:t>
+      </w:r>
+    </w:p>
+    <w:p/>
+    <w:p>
+      <w:r>
+        <w:lastRenderedPageBreak/>
+        <w:drawing>
+          <wp:inline distT="0" distB="0" distL="0" distR="0" wp14:anchorId="0C36F671" wp14:editId="103A0DB0">
+            <wp:extent cx="5943600" cy="4497070"/>
+            <wp:effectExtent l="0" t="0" r="0" b="0"/>
+            <wp:docPr id="288585023" name="Picture 1"/>
+            <wp:cNvGraphicFramePr>
+              <a:graphicFrameLocks xmlns:a="http://schemas.openxmlformats.org/drawingml/2006/main" noChangeAspect="1"/>
+            </wp:cNvGraphicFramePr>
+            <a:graphic xmlns:a="http://schemas.openxmlformats.org/drawingml/2006/main">
+              <a:graphicData uri="http://schemas.openxmlformats.org/drawingml/2006/picture">
+                <pic:pic xmlns:pic="http://schemas.openxmlformats.org/drawingml/2006/picture">
+                  <pic:nvPicPr>
+                    <pic:cNvPr id="288585023" name=""/>
+                    <pic:cNvPicPr/>
+                  </pic:nvPicPr>
+                  <pic:blipFill>
+                    <a:blip r:embed="rId10"/>
+                    <a:stretch>
+                      <a:fillRect/>
+                    </a:stretch>
+                  </pic:blipFill>
+                  <pic:spPr>
+                    <a:xfrm>
+                      <a:off x="0" y="0"/>
+                      <a:ext cx="5943600" cy="4497070"/>
+                    </a:xfrm>
+                    <a:prstGeom prst="rect">
+                      <a:avLst/>
+                    </a:prstGeom>
+                  </pic:spPr>
+                </pic:pic>
+              </a:graphicData>
+            </a:graphic>
+          </wp:inline>
+        </w:drawing>
+      </w:r>
+    </w:p>
+    <w:p/>
     <w:sectPr>
       <w:pgSz w:w="12240" w:h="15840"/>
       <w:pgMar w:top="1440" w:right="1440" w:bottom="1440" w:left="1440" w:header="720" w:footer="720" w:gutter="0"/>
